--- a/v1-1/FIX_TechStd_Style_MASTER.docx
+++ b/v1-1/FIX_TechStd_Style_MASTER.docx
@@ -1,6 +1,6 @@
 
 <file path=word/document.xml><?xml version="1.0" encoding="utf-8"?>
-<w:document xmlns:wpc="http://schemas.microsoft.com/office/word/2010/wordprocessingCanvas" xmlns:cx="http://schemas.microsoft.com/office/drawing/2014/chartex" xmlns:cx1="http://schemas.microsoft.com/office/drawing/2015/9/8/chartex" xmlns:cx2="http://schemas.microsoft.com/office/drawing/2015/10/21/chartex" xmlns:cx3="http://schemas.microsoft.com/office/drawing/2016/5/9/chartex" xmlns:cx4="http://schemas.microsoft.com/office/drawing/2016/5/10/chartex" xmlns:cx5="http://schemas.microsoft.com/office/drawing/2016/5/11/chartex" xmlns:cx6="http://schemas.microsoft.com/office/drawing/2016/5/12/chartex" xmlns:cx7="http://schemas.microsoft.com/office/drawing/2016/5/13/chartex" xmlns:cx8="http://schemas.microsoft.com/office/drawing/2016/5/14/chartex" xmlns:mc="http://schemas.openxmlformats.org/markup-compatibility/2006" xmlns:aink="http://schemas.microsoft.com/office/drawing/2016/ink" xmlns:am3d="http://schemas.microsoft.com/office/drawing/2017/model3d" xmlns:o="urn:schemas-microsoft-com:office:office" xmlns:oel="http://schemas.microsoft.com/office/2019/extlst" xmlns:r="http://schemas.openxmlformats.org/officeDocument/2006/relationships" xmlns:m="http://schemas.openxmlformats.org/officeDocument/2006/math" xmlns:v="urn:schemas-microsoft-com:vml" xmlns:wp14="http://schemas.microsoft.com/office/word/2010/wordprocessingDrawing" xmlns:wp="http://schemas.openxmlformats.org/drawingml/2006/wordprocessingDrawing" xmlns:w10="urn:schemas-microsoft-com:office:word" xmlns:w="http://schemas.openxmlformats.org/wordprocessingml/2006/main" xmlns:w14="http://schemas.microsoft.com/office/word/2010/wordml" xmlns:w15="http://schemas.microsoft.com/office/word/2012/wordml" xmlns:w16cex="http://schemas.microsoft.com/office/word/2018/wordml/cex" xmlns:w16cid="http://schemas.microsoft.com/office/word/2016/wordml/cid" xmlns:w16="http://schemas.microsoft.com/office/word/2018/wordml" xmlns:w16du="http://schemas.microsoft.com/office/word/2023/wordml/word16du" xmlns:w16sdtdh="http://schemas.microsoft.com/office/word/2020/wordml/sdtdatahash" xmlns:w16se="http://schemas.microsoft.com/office/word/2015/wordml/symex" xmlns:wpg="http://schemas.microsoft.com/office/word/2010/wordprocessingGroup" xmlns:wpi="http://schemas.microsoft.com/office/word/2010/wordprocessingInk" xmlns:wne="http://schemas.microsoft.com/office/word/2006/wordml" xmlns:wps="http://schemas.microsoft.com/office/word/2010/wordprocessingShape" mc:Ignorable="w14 w15 w16se w16cid w16 w16cex w16sdtdh w16du wp14">
+<w:document xmlns:wpc="http://schemas.microsoft.com/office/word/2010/wordprocessingCanvas" xmlns:cx="http://schemas.microsoft.com/office/drawing/2014/chartex" xmlns:cx1="http://schemas.microsoft.com/office/drawing/2015/9/8/chartex" xmlns:cx2="http://schemas.microsoft.com/office/drawing/2015/10/21/chartex" xmlns:cx3="http://schemas.microsoft.com/office/drawing/2016/5/9/chartex" xmlns:cx4="http://schemas.microsoft.com/office/drawing/2016/5/10/chartex" xmlns:cx5="http://schemas.microsoft.com/office/drawing/2016/5/11/chartex" xmlns:cx6="http://schemas.microsoft.com/office/drawing/2016/5/12/chartex" xmlns:cx7="http://schemas.microsoft.com/office/drawing/2016/5/13/chartex" xmlns:cx8="http://schemas.microsoft.com/office/drawing/2016/5/14/chartex" xmlns:mc="http://schemas.openxmlformats.org/markup-compatibility/2006" xmlns:aink="http://schemas.microsoft.com/office/drawing/2016/ink" xmlns:am3d="http://schemas.microsoft.com/office/drawing/2017/model3d" xmlns:o="urn:schemas-microsoft-com:office:office" xmlns:oel="http://schemas.microsoft.com/office/2019/extlst" xmlns:r="http://schemas.openxmlformats.org/officeDocument/2006/relationships" xmlns:m="http://schemas.openxmlformats.org/officeDocument/2006/math" xmlns:v="urn:schemas-microsoft-com:vml" xmlns:wp14="http://schemas.microsoft.com/office/word/2010/wordprocessingDrawing" xmlns:wp="http://schemas.openxmlformats.org/drawingml/2006/wordprocessingDrawing" xmlns:w10="urn:schemas-microsoft-com:office:word" xmlns:w="http://schemas.openxmlformats.org/wordprocessingml/2006/main" xmlns:w14="http://schemas.microsoft.com/office/word/2010/wordml" xmlns:w15="http://schemas.microsoft.com/office/word/2012/wordml" xmlns:w16cex="http://schemas.microsoft.com/office/word/2018/wordml/cex" xmlns:w16cid="http://schemas.microsoft.com/office/word/2016/wordml/cid" xmlns:w16="http://schemas.microsoft.com/office/word/2018/wordml" xmlns:w16du="http://schemas.microsoft.com/office/word/2023/wordml/word16du" xmlns:w16sdtdh="http://schemas.microsoft.com/office/word/2020/wordml/sdtdatahash" xmlns:w16sdtfl="http://schemas.microsoft.com/office/word/2024/wordml/sdtformatlock" xmlns:w16se="http://schemas.microsoft.com/office/word/2015/wordml/symex" xmlns:wpg="http://schemas.microsoft.com/office/word/2010/wordprocessingGroup" xmlns:wpi="http://schemas.microsoft.com/office/word/2010/wordprocessingInk" xmlns:wne="http://schemas.microsoft.com/office/word/2006/wordml" xmlns:wps="http://schemas.microsoft.com/office/word/2010/wordprocessingShape" mc:Ignorable="w14 w15 w16se w16cid w16 w16cex w16sdtdh w16sdtfl w16du wp14">
   <w:body>
     <w:p>
       <w:pPr>
@@ -1781,10 +1781,12 @@
       </w:r>
     </w:p>
     <w:sectPr>
-      <w:headerReference w:type="default" r:id="rId10"/>
-      <w:footerReference w:type="default" r:id="rId11"/>
-      <w:headerReference w:type="first" r:id="rId12"/>
-      <w:footerReference w:type="first" r:id="rId13"/>
+      <w:headerReference w:type="even" r:id="rId10"/>
+      <w:headerReference w:type="default" r:id="rId11"/>
+      <w:footerReference w:type="even" r:id="rId12"/>
+      <w:footerReference w:type="default" r:id="rId13"/>
+      <w:headerReference w:type="first" r:id="rId14"/>
+      <w:footerReference w:type="first" r:id="rId15"/>
       <w:pgSz w:w="11900" w:h="16840"/>
       <w:pgMar w:top="1134" w:right="1134" w:bottom="1134" w:left="1134" w:header="1134" w:footer="454" w:gutter="0"/>
       <w:cols w:space="708"/>
@@ -1796,7 +1798,7 @@
 </file>
 
 <file path=word/endnotes.xml><?xml version="1.0" encoding="utf-8"?>
-<w:endnotes xmlns:wpc="http://schemas.microsoft.com/office/word/2010/wordprocessingCanvas" xmlns:cx="http://schemas.microsoft.com/office/drawing/2014/chartex" xmlns:cx1="http://schemas.microsoft.com/office/drawing/2015/9/8/chartex" xmlns:cx2="http://schemas.microsoft.com/office/drawing/2015/10/21/chartex" xmlns:cx3="http://schemas.microsoft.com/office/drawing/2016/5/9/chartex" xmlns:cx4="http://schemas.microsoft.com/office/drawing/2016/5/10/chartex" xmlns:cx5="http://schemas.microsoft.com/office/drawing/2016/5/11/chartex" xmlns:cx6="http://schemas.microsoft.com/office/drawing/2016/5/12/chartex" xmlns:cx7="http://schemas.microsoft.com/office/drawing/2016/5/13/chartex" xmlns:cx8="http://schemas.microsoft.com/office/drawing/2016/5/14/chartex" xmlns:mc="http://schemas.openxmlformats.org/markup-compatibility/2006" xmlns:aink="http://schemas.microsoft.com/office/drawing/2016/ink" xmlns:am3d="http://schemas.microsoft.com/office/drawing/2017/model3d" xmlns:o="urn:schemas-microsoft-com:office:office" xmlns:oel="http://schemas.microsoft.com/office/2019/extlst" xmlns:r="http://schemas.openxmlformats.org/officeDocument/2006/relationships" xmlns:m="http://schemas.openxmlformats.org/officeDocument/2006/math" xmlns:v="urn:schemas-microsoft-com:vml" xmlns:wp14="http://schemas.microsoft.com/office/word/2010/wordprocessingDrawing" xmlns:wp="http://schemas.openxmlformats.org/drawingml/2006/wordprocessingDrawing" xmlns:w10="urn:schemas-microsoft-com:office:word" xmlns:w="http://schemas.openxmlformats.org/wordprocessingml/2006/main" xmlns:w14="http://schemas.microsoft.com/office/word/2010/wordml" xmlns:w15="http://schemas.microsoft.com/office/word/2012/wordml" xmlns:w16cex="http://schemas.microsoft.com/office/word/2018/wordml/cex" xmlns:w16cid="http://schemas.microsoft.com/office/word/2016/wordml/cid" xmlns:w16="http://schemas.microsoft.com/office/word/2018/wordml" xmlns:w16du="http://schemas.microsoft.com/office/word/2023/wordml/word16du" xmlns:w16sdtdh="http://schemas.microsoft.com/office/word/2020/wordml/sdtdatahash" xmlns:w16se="http://schemas.microsoft.com/office/word/2015/wordml/symex" xmlns:wpg="http://schemas.microsoft.com/office/word/2010/wordprocessingGroup" xmlns:wpi="http://schemas.microsoft.com/office/word/2010/wordprocessingInk" xmlns:wne="http://schemas.microsoft.com/office/word/2006/wordml" xmlns:wps="http://schemas.microsoft.com/office/word/2010/wordprocessingShape" mc:Ignorable="w14 w15 w16se w16cid w16 w16cex w16sdtdh w16du wp14">
+<w:endnotes xmlns:wpc="http://schemas.microsoft.com/office/word/2010/wordprocessingCanvas" xmlns:cx="http://schemas.microsoft.com/office/drawing/2014/chartex" xmlns:cx1="http://schemas.microsoft.com/office/drawing/2015/9/8/chartex" xmlns:cx2="http://schemas.microsoft.com/office/drawing/2015/10/21/chartex" xmlns:cx3="http://schemas.microsoft.com/office/drawing/2016/5/9/chartex" xmlns:cx4="http://schemas.microsoft.com/office/drawing/2016/5/10/chartex" xmlns:cx5="http://schemas.microsoft.com/office/drawing/2016/5/11/chartex" xmlns:cx6="http://schemas.microsoft.com/office/drawing/2016/5/12/chartex" xmlns:cx7="http://schemas.microsoft.com/office/drawing/2016/5/13/chartex" xmlns:cx8="http://schemas.microsoft.com/office/drawing/2016/5/14/chartex" xmlns:mc="http://schemas.openxmlformats.org/markup-compatibility/2006" xmlns:aink="http://schemas.microsoft.com/office/drawing/2016/ink" xmlns:am3d="http://schemas.microsoft.com/office/drawing/2017/model3d" xmlns:o="urn:schemas-microsoft-com:office:office" xmlns:oel="http://schemas.microsoft.com/office/2019/extlst" xmlns:r="http://schemas.openxmlformats.org/officeDocument/2006/relationships" xmlns:m="http://schemas.openxmlformats.org/officeDocument/2006/math" xmlns:v="urn:schemas-microsoft-com:vml" xmlns:wp14="http://schemas.microsoft.com/office/word/2010/wordprocessingDrawing" xmlns:wp="http://schemas.openxmlformats.org/drawingml/2006/wordprocessingDrawing" xmlns:w10="urn:schemas-microsoft-com:office:word" xmlns:w="http://schemas.openxmlformats.org/wordprocessingml/2006/main" xmlns:w14="http://schemas.microsoft.com/office/word/2010/wordml" xmlns:w15="http://schemas.microsoft.com/office/word/2012/wordml" xmlns:w16cex="http://schemas.microsoft.com/office/word/2018/wordml/cex" xmlns:w16cid="http://schemas.microsoft.com/office/word/2016/wordml/cid" xmlns:w16="http://schemas.microsoft.com/office/word/2018/wordml" xmlns:w16du="http://schemas.microsoft.com/office/word/2023/wordml/word16du" xmlns:w16sdtdh="http://schemas.microsoft.com/office/word/2020/wordml/sdtdatahash" xmlns:w16sdtfl="http://schemas.microsoft.com/office/word/2024/wordml/sdtformatlock" xmlns:w16se="http://schemas.microsoft.com/office/word/2015/wordml/symex" xmlns:wpg="http://schemas.microsoft.com/office/word/2010/wordprocessingGroup" xmlns:wpi="http://schemas.microsoft.com/office/word/2010/wordprocessingInk" xmlns:wne="http://schemas.microsoft.com/office/word/2006/wordml" xmlns:wps="http://schemas.microsoft.com/office/word/2010/wordprocessingShape" mc:Ignorable="w14 w15 w16se w16cid w16 w16cex w16sdtdh w16sdtfl w16du wp14">
   <w:endnote w:type="separator" w:id="-1">
     <w:p>
       <w:pPr>
@@ -1821,7 +1823,17 @@
 </file>
 
 <file path=word/footer1.xml><?xml version="1.0" encoding="utf-8"?>
-<w:ftr xmlns:wpc="http://schemas.microsoft.com/office/word/2010/wordprocessingCanvas" xmlns:cx="http://schemas.microsoft.com/office/drawing/2014/chartex" xmlns:cx1="http://schemas.microsoft.com/office/drawing/2015/9/8/chartex" xmlns:cx2="http://schemas.microsoft.com/office/drawing/2015/10/21/chartex" xmlns:cx3="http://schemas.microsoft.com/office/drawing/2016/5/9/chartex" xmlns:cx4="http://schemas.microsoft.com/office/drawing/2016/5/10/chartex" xmlns:cx5="http://schemas.microsoft.com/office/drawing/2016/5/11/chartex" xmlns:cx6="http://schemas.microsoft.com/office/drawing/2016/5/12/chartex" xmlns:cx7="http://schemas.microsoft.com/office/drawing/2016/5/13/chartex" xmlns:cx8="http://schemas.microsoft.com/office/drawing/2016/5/14/chartex" xmlns:mc="http://schemas.openxmlformats.org/markup-compatibility/2006" xmlns:aink="http://schemas.microsoft.com/office/drawing/2016/ink" xmlns:am3d="http://schemas.microsoft.com/office/drawing/2017/model3d" xmlns:o="urn:schemas-microsoft-com:office:office" xmlns:oel="http://schemas.microsoft.com/office/2019/extlst" xmlns:r="http://schemas.openxmlformats.org/officeDocument/2006/relationships" xmlns:m="http://schemas.openxmlformats.org/officeDocument/2006/math" xmlns:v="urn:schemas-microsoft-com:vml" xmlns:wp14="http://schemas.microsoft.com/office/word/2010/wordprocessingDrawing" xmlns:wp="http://schemas.openxmlformats.org/drawingml/2006/wordprocessingDrawing" xmlns:w10="urn:schemas-microsoft-com:office:word" xmlns:w="http://schemas.openxmlformats.org/wordprocessingml/2006/main" xmlns:w14="http://schemas.microsoft.com/office/word/2010/wordml" xmlns:w15="http://schemas.microsoft.com/office/word/2012/wordml" xmlns:w16cex="http://schemas.microsoft.com/office/word/2018/wordml/cex" xmlns:w16cid="http://schemas.microsoft.com/office/word/2016/wordml/cid" xmlns:w16="http://schemas.microsoft.com/office/word/2018/wordml" xmlns:w16du="http://schemas.microsoft.com/office/word/2023/wordml/word16du" xmlns:w16sdtdh="http://schemas.microsoft.com/office/word/2020/wordml/sdtdatahash" xmlns:w16se="http://schemas.microsoft.com/office/word/2015/wordml/symex" xmlns:wpg="http://schemas.microsoft.com/office/word/2010/wordprocessingGroup" xmlns:wpi="http://schemas.microsoft.com/office/word/2010/wordprocessingInk" xmlns:wne="http://schemas.microsoft.com/office/word/2006/wordml" xmlns:wps="http://schemas.microsoft.com/office/word/2010/wordprocessingShape" mc:Ignorable="w14 w15 w16se w16cid w16 w16cex w16sdtdh w16du wp14">
+<w:ftr xmlns:wpc="http://schemas.microsoft.com/office/word/2010/wordprocessingCanvas" xmlns:cx="http://schemas.microsoft.com/office/drawing/2014/chartex" xmlns:cx1="http://schemas.microsoft.com/office/drawing/2015/9/8/chartex" xmlns:cx2="http://schemas.microsoft.com/office/drawing/2015/10/21/chartex" xmlns:cx3="http://schemas.microsoft.com/office/drawing/2016/5/9/chartex" xmlns:cx4="http://schemas.microsoft.com/office/drawing/2016/5/10/chartex" xmlns:cx5="http://schemas.microsoft.com/office/drawing/2016/5/11/chartex" xmlns:cx6="http://schemas.microsoft.com/office/drawing/2016/5/12/chartex" xmlns:cx7="http://schemas.microsoft.com/office/drawing/2016/5/13/chartex" xmlns:cx8="http://schemas.microsoft.com/office/drawing/2016/5/14/chartex" xmlns:mc="http://schemas.openxmlformats.org/markup-compatibility/2006" xmlns:aink="http://schemas.microsoft.com/office/drawing/2016/ink" xmlns:am3d="http://schemas.microsoft.com/office/drawing/2017/model3d" xmlns:o="urn:schemas-microsoft-com:office:office" xmlns:oel="http://schemas.microsoft.com/office/2019/extlst" xmlns:r="http://schemas.openxmlformats.org/officeDocument/2006/relationships" xmlns:m="http://schemas.openxmlformats.org/officeDocument/2006/math" xmlns:v="urn:schemas-microsoft-com:vml" xmlns:wp14="http://schemas.microsoft.com/office/word/2010/wordprocessingDrawing" xmlns:wp="http://schemas.openxmlformats.org/drawingml/2006/wordprocessingDrawing" xmlns:w10="urn:schemas-microsoft-com:office:word" xmlns:w="http://schemas.openxmlformats.org/wordprocessingml/2006/main" xmlns:w14="http://schemas.microsoft.com/office/word/2010/wordml" xmlns:w15="http://schemas.microsoft.com/office/word/2012/wordml" xmlns:w16cex="http://schemas.microsoft.com/office/word/2018/wordml/cex" xmlns:w16cid="http://schemas.microsoft.com/office/word/2016/wordml/cid" xmlns:w16="http://schemas.microsoft.com/office/word/2018/wordml" xmlns:w16du="http://schemas.microsoft.com/office/word/2023/wordml/word16du" xmlns:w16sdtdh="http://schemas.microsoft.com/office/word/2020/wordml/sdtdatahash" xmlns:w16sdtfl="http://schemas.microsoft.com/office/word/2024/wordml/sdtformatlock" xmlns:w16se="http://schemas.microsoft.com/office/word/2015/wordml/symex" xmlns:wpg="http://schemas.microsoft.com/office/word/2010/wordprocessingGroup" xmlns:wpi="http://schemas.microsoft.com/office/word/2010/wordprocessingInk" xmlns:wne="http://schemas.microsoft.com/office/word/2006/wordml" xmlns:wps="http://schemas.microsoft.com/office/word/2010/wordprocessingShape" mc:Ignorable="w14 w15 w16se w16cid w16 w16cex w16sdtdh w16sdtfl w16du wp14">
+  <w:p>
+    <w:pPr>
+      <w:pStyle w:val="Footer"/>
+    </w:pPr>
+  </w:p>
+</w:ftr>
+</file>
+
+<file path=word/footer2.xml><?xml version="1.0" encoding="utf-8"?>
+<w:ftr xmlns:wpc="http://schemas.microsoft.com/office/word/2010/wordprocessingCanvas" xmlns:cx="http://schemas.microsoft.com/office/drawing/2014/chartex" xmlns:cx1="http://schemas.microsoft.com/office/drawing/2015/9/8/chartex" xmlns:cx2="http://schemas.microsoft.com/office/drawing/2015/10/21/chartex" xmlns:cx3="http://schemas.microsoft.com/office/drawing/2016/5/9/chartex" xmlns:cx4="http://schemas.microsoft.com/office/drawing/2016/5/10/chartex" xmlns:cx5="http://schemas.microsoft.com/office/drawing/2016/5/11/chartex" xmlns:cx6="http://schemas.microsoft.com/office/drawing/2016/5/12/chartex" xmlns:cx7="http://schemas.microsoft.com/office/drawing/2016/5/13/chartex" xmlns:cx8="http://schemas.microsoft.com/office/drawing/2016/5/14/chartex" xmlns:mc="http://schemas.openxmlformats.org/markup-compatibility/2006" xmlns:aink="http://schemas.microsoft.com/office/drawing/2016/ink" xmlns:am3d="http://schemas.microsoft.com/office/drawing/2017/model3d" xmlns:o="urn:schemas-microsoft-com:office:office" xmlns:oel="http://schemas.microsoft.com/office/2019/extlst" xmlns:r="http://schemas.openxmlformats.org/officeDocument/2006/relationships" xmlns:m="http://schemas.openxmlformats.org/officeDocument/2006/math" xmlns:v="urn:schemas-microsoft-com:vml" xmlns:wp14="http://schemas.microsoft.com/office/word/2010/wordprocessingDrawing" xmlns:wp="http://schemas.openxmlformats.org/drawingml/2006/wordprocessingDrawing" xmlns:w10="urn:schemas-microsoft-com:office:word" xmlns:w="http://schemas.openxmlformats.org/wordprocessingml/2006/main" xmlns:w14="http://schemas.microsoft.com/office/word/2010/wordml" xmlns:w15="http://schemas.microsoft.com/office/word/2012/wordml" xmlns:w16cex="http://schemas.microsoft.com/office/word/2018/wordml/cex" xmlns:w16cid="http://schemas.microsoft.com/office/word/2016/wordml/cid" xmlns:w16="http://schemas.microsoft.com/office/word/2018/wordml" xmlns:w16du="http://schemas.microsoft.com/office/word/2023/wordml/word16du" xmlns:w16sdtdh="http://schemas.microsoft.com/office/word/2020/wordml/sdtdatahash" xmlns:w16sdtfl="http://schemas.microsoft.com/office/word/2024/wordml/sdtformatlock" xmlns:w16se="http://schemas.microsoft.com/office/word/2015/wordml/symex" xmlns:wpg="http://schemas.microsoft.com/office/word/2010/wordprocessingGroup" xmlns:wpi="http://schemas.microsoft.com/office/word/2010/wordprocessingInk" xmlns:wne="http://schemas.microsoft.com/office/word/2006/wordml" xmlns:wps="http://schemas.microsoft.com/office/word/2010/wordprocessingShape" mc:Ignorable="w14 w15 w16se w16cid w16 w16cex w16sdtdh w16sdtfl w16du wp14">
   <w:p>
     <w:pPr>
       <w:pStyle w:val="Footer"/>
@@ -1838,13 +1850,16 @@
       <w:sym w:font="Symbol" w:char="F0D3"/>
     </w:r>
     <w:r>
-      <w:t xml:space="preserve"> Copyright, 2011-20</w:t>
+      <w:t xml:space="preserve"> Copyright, </w:t>
+    </w:r>
+    <w:r>
+      <w:t>2011-20</w:t>
     </w:r>
     <w:r>
       <w:t>2</w:t>
     </w:r>
     <w:r>
-      <w:t>4</w:t>
+      <w:t>6</w:t>
     </w:r>
     <w:r>
       <w:t>, FIX Protocol, Limited</w:t>
@@ -1916,8 +1931,8 @@
 </w:ftr>
 </file>
 
-<file path=word/footer2.xml><?xml version="1.0" encoding="utf-8"?>
-<w:ftr xmlns:wpc="http://schemas.microsoft.com/office/word/2010/wordprocessingCanvas" xmlns:cx="http://schemas.microsoft.com/office/drawing/2014/chartex" xmlns:cx1="http://schemas.microsoft.com/office/drawing/2015/9/8/chartex" xmlns:cx2="http://schemas.microsoft.com/office/drawing/2015/10/21/chartex" xmlns:cx3="http://schemas.microsoft.com/office/drawing/2016/5/9/chartex" xmlns:cx4="http://schemas.microsoft.com/office/drawing/2016/5/10/chartex" xmlns:cx5="http://schemas.microsoft.com/office/drawing/2016/5/11/chartex" xmlns:cx6="http://schemas.microsoft.com/office/drawing/2016/5/12/chartex" xmlns:cx7="http://schemas.microsoft.com/office/drawing/2016/5/13/chartex" xmlns:cx8="http://schemas.microsoft.com/office/drawing/2016/5/14/chartex" xmlns:mc="http://schemas.openxmlformats.org/markup-compatibility/2006" xmlns:aink="http://schemas.microsoft.com/office/drawing/2016/ink" xmlns:am3d="http://schemas.microsoft.com/office/drawing/2017/model3d" xmlns:o="urn:schemas-microsoft-com:office:office" xmlns:oel="http://schemas.microsoft.com/office/2019/extlst" xmlns:r="http://schemas.openxmlformats.org/officeDocument/2006/relationships" xmlns:m="http://schemas.openxmlformats.org/officeDocument/2006/math" xmlns:v="urn:schemas-microsoft-com:vml" xmlns:wp14="http://schemas.microsoft.com/office/word/2010/wordprocessingDrawing" xmlns:wp="http://schemas.openxmlformats.org/drawingml/2006/wordprocessingDrawing" xmlns:w10="urn:schemas-microsoft-com:office:word" xmlns:w="http://schemas.openxmlformats.org/wordprocessingml/2006/main" xmlns:w14="http://schemas.microsoft.com/office/word/2010/wordml" xmlns:w15="http://schemas.microsoft.com/office/word/2012/wordml" xmlns:w16cex="http://schemas.microsoft.com/office/word/2018/wordml/cex" xmlns:w16cid="http://schemas.microsoft.com/office/word/2016/wordml/cid" xmlns:w16="http://schemas.microsoft.com/office/word/2018/wordml" xmlns:w16du="http://schemas.microsoft.com/office/word/2023/wordml/word16du" xmlns:w16sdtdh="http://schemas.microsoft.com/office/word/2020/wordml/sdtdatahash" xmlns:w16se="http://schemas.microsoft.com/office/word/2015/wordml/symex" xmlns:wpg="http://schemas.microsoft.com/office/word/2010/wordprocessingGroup" xmlns:wpi="http://schemas.microsoft.com/office/word/2010/wordprocessingInk" xmlns:wne="http://schemas.microsoft.com/office/word/2006/wordml" xmlns:wps="http://schemas.microsoft.com/office/word/2010/wordprocessingShape" mc:Ignorable="w14 w15 w16se w16cid w16 w16cex w16sdtdh w16du wp14">
+<file path=word/footer3.xml><?xml version="1.0" encoding="utf-8"?>
+<w:ftr xmlns:wpc="http://schemas.microsoft.com/office/word/2010/wordprocessingCanvas" xmlns:cx="http://schemas.microsoft.com/office/drawing/2014/chartex" xmlns:cx1="http://schemas.microsoft.com/office/drawing/2015/9/8/chartex" xmlns:cx2="http://schemas.microsoft.com/office/drawing/2015/10/21/chartex" xmlns:cx3="http://schemas.microsoft.com/office/drawing/2016/5/9/chartex" xmlns:cx4="http://schemas.microsoft.com/office/drawing/2016/5/10/chartex" xmlns:cx5="http://schemas.microsoft.com/office/drawing/2016/5/11/chartex" xmlns:cx6="http://schemas.microsoft.com/office/drawing/2016/5/12/chartex" xmlns:cx7="http://schemas.microsoft.com/office/drawing/2016/5/13/chartex" xmlns:cx8="http://schemas.microsoft.com/office/drawing/2016/5/14/chartex" xmlns:mc="http://schemas.openxmlformats.org/markup-compatibility/2006" xmlns:aink="http://schemas.microsoft.com/office/drawing/2016/ink" xmlns:am3d="http://schemas.microsoft.com/office/drawing/2017/model3d" xmlns:o="urn:schemas-microsoft-com:office:office" xmlns:oel="http://schemas.microsoft.com/office/2019/extlst" xmlns:r="http://schemas.openxmlformats.org/officeDocument/2006/relationships" xmlns:m="http://schemas.openxmlformats.org/officeDocument/2006/math" xmlns:v="urn:schemas-microsoft-com:vml" xmlns:wp14="http://schemas.microsoft.com/office/word/2010/wordprocessingDrawing" xmlns:wp="http://schemas.openxmlformats.org/drawingml/2006/wordprocessingDrawing" xmlns:w10="urn:schemas-microsoft-com:office:word" xmlns:w="http://schemas.openxmlformats.org/wordprocessingml/2006/main" xmlns:w14="http://schemas.microsoft.com/office/word/2010/wordml" xmlns:w15="http://schemas.microsoft.com/office/word/2012/wordml" xmlns:w16cex="http://schemas.microsoft.com/office/word/2018/wordml/cex" xmlns:w16cid="http://schemas.microsoft.com/office/word/2016/wordml/cid" xmlns:w16="http://schemas.microsoft.com/office/word/2018/wordml" xmlns:w16du="http://schemas.microsoft.com/office/word/2023/wordml/word16du" xmlns:w16sdtdh="http://schemas.microsoft.com/office/word/2020/wordml/sdtdatahash" xmlns:w16sdtfl="http://schemas.microsoft.com/office/word/2024/wordml/sdtformatlock" xmlns:w16se="http://schemas.microsoft.com/office/word/2015/wordml/symex" xmlns:wpg="http://schemas.microsoft.com/office/word/2010/wordprocessingGroup" xmlns:wpi="http://schemas.microsoft.com/office/word/2010/wordprocessingInk" xmlns:wne="http://schemas.microsoft.com/office/word/2006/wordml" xmlns:wps="http://schemas.microsoft.com/office/word/2010/wordprocessingShape" mc:Ignorable="w14 w15 w16se w16cid w16 w16cex w16sdtdh w16sdtfl w16du wp14">
   <w:p>
     <w:pPr>
       <w:pStyle w:val="Footer"/>
@@ -1935,7 +1950,7 @@
       <w:t>2</w:t>
     </w:r>
     <w:r>
-      <w:t>4</w:t>
+      <w:t>6</w:t>
     </w:r>
     <w:r>
       <w:t>, FIX Protocol, Limited</w:t>
@@ -1945,7 +1960,7 @@
 </file>
 
 <file path=word/footnotes.xml><?xml version="1.0" encoding="utf-8"?>
-<w:footnotes xmlns:wpc="http://schemas.microsoft.com/office/word/2010/wordprocessingCanvas" xmlns:cx="http://schemas.microsoft.com/office/drawing/2014/chartex" xmlns:cx1="http://schemas.microsoft.com/office/drawing/2015/9/8/chartex" xmlns:cx2="http://schemas.microsoft.com/office/drawing/2015/10/21/chartex" xmlns:cx3="http://schemas.microsoft.com/office/drawing/2016/5/9/chartex" xmlns:cx4="http://schemas.microsoft.com/office/drawing/2016/5/10/chartex" xmlns:cx5="http://schemas.microsoft.com/office/drawing/2016/5/11/chartex" xmlns:cx6="http://schemas.microsoft.com/office/drawing/2016/5/12/chartex" xmlns:cx7="http://schemas.microsoft.com/office/drawing/2016/5/13/chartex" xmlns:cx8="http://schemas.microsoft.com/office/drawing/2016/5/14/chartex" xmlns:mc="http://schemas.openxmlformats.org/markup-compatibility/2006" xmlns:aink="http://schemas.microsoft.com/office/drawing/2016/ink" xmlns:am3d="http://schemas.microsoft.com/office/drawing/2017/model3d" xmlns:o="urn:schemas-microsoft-com:office:office" xmlns:oel="http://schemas.microsoft.com/office/2019/extlst" xmlns:r="http://schemas.openxmlformats.org/officeDocument/2006/relationships" xmlns:m="http://schemas.openxmlformats.org/officeDocument/2006/math" xmlns:v="urn:schemas-microsoft-com:vml" xmlns:wp14="http://schemas.microsoft.com/office/word/2010/wordprocessingDrawing" xmlns:wp="http://schemas.openxmlformats.org/drawingml/2006/wordprocessingDrawing" xmlns:w10="urn:schemas-microsoft-com:office:word" xmlns:w="http://schemas.openxmlformats.org/wordprocessingml/2006/main" xmlns:w14="http://schemas.microsoft.com/office/word/2010/wordml" xmlns:w15="http://schemas.microsoft.com/office/word/2012/wordml" xmlns:w16cex="http://schemas.microsoft.com/office/word/2018/wordml/cex" xmlns:w16cid="http://schemas.microsoft.com/office/word/2016/wordml/cid" xmlns:w16="http://schemas.microsoft.com/office/word/2018/wordml" xmlns:w16du="http://schemas.microsoft.com/office/word/2023/wordml/word16du" xmlns:w16sdtdh="http://schemas.microsoft.com/office/word/2020/wordml/sdtdatahash" xmlns:w16se="http://schemas.microsoft.com/office/word/2015/wordml/symex" xmlns:wpg="http://schemas.microsoft.com/office/word/2010/wordprocessingGroup" xmlns:wpi="http://schemas.microsoft.com/office/word/2010/wordprocessingInk" xmlns:wne="http://schemas.microsoft.com/office/word/2006/wordml" xmlns:wps="http://schemas.microsoft.com/office/word/2010/wordprocessingShape" mc:Ignorable="w14 w15 w16se w16cid w16 w16cex w16sdtdh w16du wp14">
+<w:footnotes xmlns:wpc="http://schemas.microsoft.com/office/word/2010/wordprocessingCanvas" xmlns:cx="http://schemas.microsoft.com/office/drawing/2014/chartex" xmlns:cx1="http://schemas.microsoft.com/office/drawing/2015/9/8/chartex" xmlns:cx2="http://schemas.microsoft.com/office/drawing/2015/10/21/chartex" xmlns:cx3="http://schemas.microsoft.com/office/drawing/2016/5/9/chartex" xmlns:cx4="http://schemas.microsoft.com/office/drawing/2016/5/10/chartex" xmlns:cx5="http://schemas.microsoft.com/office/drawing/2016/5/11/chartex" xmlns:cx6="http://schemas.microsoft.com/office/drawing/2016/5/12/chartex" xmlns:cx7="http://schemas.microsoft.com/office/drawing/2016/5/13/chartex" xmlns:cx8="http://schemas.microsoft.com/office/drawing/2016/5/14/chartex" xmlns:mc="http://schemas.openxmlformats.org/markup-compatibility/2006" xmlns:aink="http://schemas.microsoft.com/office/drawing/2016/ink" xmlns:am3d="http://schemas.microsoft.com/office/drawing/2017/model3d" xmlns:o="urn:schemas-microsoft-com:office:office" xmlns:oel="http://schemas.microsoft.com/office/2019/extlst" xmlns:r="http://schemas.openxmlformats.org/officeDocument/2006/relationships" xmlns:m="http://schemas.openxmlformats.org/officeDocument/2006/math" xmlns:v="urn:schemas-microsoft-com:vml" xmlns:wp14="http://schemas.microsoft.com/office/word/2010/wordprocessingDrawing" xmlns:wp="http://schemas.openxmlformats.org/drawingml/2006/wordprocessingDrawing" xmlns:w10="urn:schemas-microsoft-com:office:word" xmlns:w="http://schemas.openxmlformats.org/wordprocessingml/2006/main" xmlns:w14="http://schemas.microsoft.com/office/word/2010/wordml" xmlns:w15="http://schemas.microsoft.com/office/word/2012/wordml" xmlns:w16cex="http://schemas.microsoft.com/office/word/2018/wordml/cex" xmlns:w16cid="http://schemas.microsoft.com/office/word/2016/wordml/cid" xmlns:w16="http://schemas.microsoft.com/office/word/2018/wordml" xmlns:w16du="http://schemas.microsoft.com/office/word/2023/wordml/word16du" xmlns:w16sdtdh="http://schemas.microsoft.com/office/word/2020/wordml/sdtdatahash" xmlns:w16sdtfl="http://schemas.microsoft.com/office/word/2024/wordml/sdtformatlock" xmlns:w16se="http://schemas.microsoft.com/office/word/2015/wordml/symex" xmlns:wpg="http://schemas.microsoft.com/office/word/2010/wordprocessingGroup" xmlns:wpi="http://schemas.microsoft.com/office/word/2010/wordprocessingInk" xmlns:wne="http://schemas.microsoft.com/office/word/2006/wordml" xmlns:wps="http://schemas.microsoft.com/office/word/2010/wordprocessingShape" mc:Ignorable="w14 w15 w16se w16cid w16 w16cex w16sdtdh w16sdtfl w16du wp14">
   <w:footnote w:type="separator" w:id="-1">
     <w:p>
       <w:pPr>
@@ -1996,7 +2011,17 @@
 </file>
 
 <file path=word/header1.xml><?xml version="1.0" encoding="utf-8"?>
-<w:hdr xmlns:wpc="http://schemas.microsoft.com/office/word/2010/wordprocessingCanvas" xmlns:cx="http://schemas.microsoft.com/office/drawing/2014/chartex" xmlns:cx1="http://schemas.microsoft.com/office/drawing/2015/9/8/chartex" xmlns:cx2="http://schemas.microsoft.com/office/drawing/2015/10/21/chartex" xmlns:cx3="http://schemas.microsoft.com/office/drawing/2016/5/9/chartex" xmlns:cx4="http://schemas.microsoft.com/office/drawing/2016/5/10/chartex" xmlns:cx5="http://schemas.microsoft.com/office/drawing/2016/5/11/chartex" xmlns:cx6="http://schemas.microsoft.com/office/drawing/2016/5/12/chartex" xmlns:cx7="http://schemas.microsoft.com/office/drawing/2016/5/13/chartex" xmlns:cx8="http://schemas.microsoft.com/office/drawing/2016/5/14/chartex" xmlns:mc="http://schemas.openxmlformats.org/markup-compatibility/2006" xmlns:aink="http://schemas.microsoft.com/office/drawing/2016/ink" xmlns:am3d="http://schemas.microsoft.com/office/drawing/2017/model3d" xmlns:o="urn:schemas-microsoft-com:office:office" xmlns:oel="http://schemas.microsoft.com/office/2019/extlst" xmlns:r="http://schemas.openxmlformats.org/officeDocument/2006/relationships" xmlns:m="http://schemas.openxmlformats.org/officeDocument/2006/math" xmlns:v="urn:schemas-microsoft-com:vml" xmlns:wp14="http://schemas.microsoft.com/office/word/2010/wordprocessingDrawing" xmlns:wp="http://schemas.openxmlformats.org/drawingml/2006/wordprocessingDrawing" xmlns:w10="urn:schemas-microsoft-com:office:word" xmlns:w="http://schemas.openxmlformats.org/wordprocessingml/2006/main" xmlns:w14="http://schemas.microsoft.com/office/word/2010/wordml" xmlns:w15="http://schemas.microsoft.com/office/word/2012/wordml" xmlns:w16cex="http://schemas.microsoft.com/office/word/2018/wordml/cex" xmlns:w16cid="http://schemas.microsoft.com/office/word/2016/wordml/cid" xmlns:w16="http://schemas.microsoft.com/office/word/2018/wordml" xmlns:w16du="http://schemas.microsoft.com/office/word/2023/wordml/word16du" xmlns:w16sdtdh="http://schemas.microsoft.com/office/word/2020/wordml/sdtdatahash" xmlns:w16se="http://schemas.microsoft.com/office/word/2015/wordml/symex" xmlns:wpg="http://schemas.microsoft.com/office/word/2010/wordprocessingGroup" xmlns:wpi="http://schemas.microsoft.com/office/word/2010/wordprocessingInk" xmlns:wne="http://schemas.microsoft.com/office/word/2006/wordml" xmlns:wps="http://schemas.microsoft.com/office/word/2010/wordprocessingShape" mc:Ignorable="w14 w15 w16se w16cid w16 w16cex w16sdtdh w16du wp14">
+<w:hdr xmlns:wpc="http://schemas.microsoft.com/office/word/2010/wordprocessingCanvas" xmlns:cx="http://schemas.microsoft.com/office/drawing/2014/chartex" xmlns:cx1="http://schemas.microsoft.com/office/drawing/2015/9/8/chartex" xmlns:cx2="http://schemas.microsoft.com/office/drawing/2015/10/21/chartex" xmlns:cx3="http://schemas.microsoft.com/office/drawing/2016/5/9/chartex" xmlns:cx4="http://schemas.microsoft.com/office/drawing/2016/5/10/chartex" xmlns:cx5="http://schemas.microsoft.com/office/drawing/2016/5/11/chartex" xmlns:cx6="http://schemas.microsoft.com/office/drawing/2016/5/12/chartex" xmlns:cx7="http://schemas.microsoft.com/office/drawing/2016/5/13/chartex" xmlns:cx8="http://schemas.microsoft.com/office/drawing/2016/5/14/chartex" xmlns:mc="http://schemas.openxmlformats.org/markup-compatibility/2006" xmlns:aink="http://schemas.microsoft.com/office/drawing/2016/ink" xmlns:am3d="http://schemas.microsoft.com/office/drawing/2017/model3d" xmlns:o="urn:schemas-microsoft-com:office:office" xmlns:oel="http://schemas.microsoft.com/office/2019/extlst" xmlns:r="http://schemas.openxmlformats.org/officeDocument/2006/relationships" xmlns:m="http://schemas.openxmlformats.org/officeDocument/2006/math" xmlns:v="urn:schemas-microsoft-com:vml" xmlns:wp14="http://schemas.microsoft.com/office/word/2010/wordprocessingDrawing" xmlns:wp="http://schemas.openxmlformats.org/drawingml/2006/wordprocessingDrawing" xmlns:w10="urn:schemas-microsoft-com:office:word" xmlns:w="http://schemas.openxmlformats.org/wordprocessingml/2006/main" xmlns:w14="http://schemas.microsoft.com/office/word/2010/wordml" xmlns:w15="http://schemas.microsoft.com/office/word/2012/wordml" xmlns:w16cex="http://schemas.microsoft.com/office/word/2018/wordml/cex" xmlns:w16cid="http://schemas.microsoft.com/office/word/2016/wordml/cid" xmlns:w16="http://schemas.microsoft.com/office/word/2018/wordml" xmlns:w16du="http://schemas.microsoft.com/office/word/2023/wordml/word16du" xmlns:w16sdtdh="http://schemas.microsoft.com/office/word/2020/wordml/sdtdatahash" xmlns:w16sdtfl="http://schemas.microsoft.com/office/word/2024/wordml/sdtformatlock" xmlns:w16se="http://schemas.microsoft.com/office/word/2015/wordml/symex" xmlns:wpg="http://schemas.microsoft.com/office/word/2010/wordprocessingGroup" xmlns:wpi="http://schemas.microsoft.com/office/word/2010/wordprocessingInk" xmlns:wne="http://schemas.microsoft.com/office/word/2006/wordml" xmlns:wps="http://schemas.microsoft.com/office/word/2010/wordprocessingShape" mc:Ignorable="w14 w15 w16se w16cid w16 w16cex w16sdtdh w16sdtfl w16du wp14">
+  <w:p>
+    <w:pPr>
+      <w:pStyle w:val="Header"/>
+    </w:pPr>
+  </w:p>
+</w:hdr>
+</file>
+
+<file path=word/header2.xml><?xml version="1.0" encoding="utf-8"?>
+<w:hdr xmlns:wpc="http://schemas.microsoft.com/office/word/2010/wordprocessingCanvas" xmlns:cx="http://schemas.microsoft.com/office/drawing/2014/chartex" xmlns:cx1="http://schemas.microsoft.com/office/drawing/2015/9/8/chartex" xmlns:cx2="http://schemas.microsoft.com/office/drawing/2015/10/21/chartex" xmlns:cx3="http://schemas.microsoft.com/office/drawing/2016/5/9/chartex" xmlns:cx4="http://schemas.microsoft.com/office/drawing/2016/5/10/chartex" xmlns:cx5="http://schemas.microsoft.com/office/drawing/2016/5/11/chartex" xmlns:cx6="http://schemas.microsoft.com/office/drawing/2016/5/12/chartex" xmlns:cx7="http://schemas.microsoft.com/office/drawing/2016/5/13/chartex" xmlns:cx8="http://schemas.microsoft.com/office/drawing/2016/5/14/chartex" xmlns:mc="http://schemas.openxmlformats.org/markup-compatibility/2006" xmlns:aink="http://schemas.microsoft.com/office/drawing/2016/ink" xmlns:am3d="http://schemas.microsoft.com/office/drawing/2017/model3d" xmlns:o="urn:schemas-microsoft-com:office:office" xmlns:oel="http://schemas.microsoft.com/office/2019/extlst" xmlns:r="http://schemas.openxmlformats.org/officeDocument/2006/relationships" xmlns:m="http://schemas.openxmlformats.org/officeDocument/2006/math" xmlns:v="urn:schemas-microsoft-com:vml" xmlns:wp14="http://schemas.microsoft.com/office/word/2010/wordprocessingDrawing" xmlns:wp="http://schemas.openxmlformats.org/drawingml/2006/wordprocessingDrawing" xmlns:w10="urn:schemas-microsoft-com:office:word" xmlns:w="http://schemas.openxmlformats.org/wordprocessingml/2006/main" xmlns:w14="http://schemas.microsoft.com/office/word/2010/wordml" xmlns:w15="http://schemas.microsoft.com/office/word/2012/wordml" xmlns:w16cex="http://schemas.microsoft.com/office/word/2018/wordml/cex" xmlns:w16cid="http://schemas.microsoft.com/office/word/2016/wordml/cid" xmlns:w16="http://schemas.microsoft.com/office/word/2018/wordml" xmlns:w16du="http://schemas.microsoft.com/office/word/2023/wordml/word16du" xmlns:w16sdtdh="http://schemas.microsoft.com/office/word/2020/wordml/sdtdatahash" xmlns:w16sdtfl="http://schemas.microsoft.com/office/word/2024/wordml/sdtformatlock" xmlns:w16se="http://schemas.microsoft.com/office/word/2015/wordml/symex" xmlns:wpg="http://schemas.microsoft.com/office/word/2010/wordprocessingGroup" xmlns:wpi="http://schemas.microsoft.com/office/word/2010/wordprocessingInk" xmlns:wne="http://schemas.microsoft.com/office/word/2006/wordml" xmlns:wps="http://schemas.microsoft.com/office/word/2010/wordprocessingShape" mc:Ignorable="w14 w15 w16se w16cid w16 w16cex w16sdtdh w16sdtfl w16du wp14">
   <w:p>
     <w:pPr>
       <w:pStyle w:val="Header"/>
@@ -2039,16 +2064,13 @@
       <w:t xml:space="preserve">RELEASE CANDIDATE </w:t>
     </w:r>
     <w:r>
-      <w:t>2</w:t>
+      <w:t>3</w:t>
     </w:r>
     <w:r>
       <w:tab/>
     </w:r>
     <w:r>
-      <w:t>Nove</w:t>
-    </w:r>
-    <w:r>
-      <w:t>mber</w:t>
+      <w:t>March</w:t>
     </w:r>
     <w:r>
       <w:t xml:space="preserve"> 20</w:t>
@@ -2057,14 +2079,14 @@
       <w:t>2</w:t>
     </w:r>
     <w:r>
-      <w:t>4</w:t>
+      <w:t>6</w:t>
     </w:r>
   </w:p>
 </w:hdr>
 </file>
 
-<file path=word/header2.xml><?xml version="1.0" encoding="utf-8"?>
-<w:hdr xmlns:wpc="http://schemas.microsoft.com/office/word/2010/wordprocessingCanvas" xmlns:cx="http://schemas.microsoft.com/office/drawing/2014/chartex" xmlns:cx1="http://schemas.microsoft.com/office/drawing/2015/9/8/chartex" xmlns:cx2="http://schemas.microsoft.com/office/drawing/2015/10/21/chartex" xmlns:cx3="http://schemas.microsoft.com/office/drawing/2016/5/9/chartex" xmlns:cx4="http://schemas.microsoft.com/office/drawing/2016/5/10/chartex" xmlns:cx5="http://schemas.microsoft.com/office/drawing/2016/5/11/chartex" xmlns:cx6="http://schemas.microsoft.com/office/drawing/2016/5/12/chartex" xmlns:cx7="http://schemas.microsoft.com/office/drawing/2016/5/13/chartex" xmlns:cx8="http://schemas.microsoft.com/office/drawing/2016/5/14/chartex" xmlns:mc="http://schemas.openxmlformats.org/markup-compatibility/2006" xmlns:aink="http://schemas.microsoft.com/office/drawing/2016/ink" xmlns:am3d="http://schemas.microsoft.com/office/drawing/2017/model3d" xmlns:o="urn:schemas-microsoft-com:office:office" xmlns:oel="http://schemas.microsoft.com/office/2019/extlst" xmlns:r="http://schemas.openxmlformats.org/officeDocument/2006/relationships" xmlns:m="http://schemas.openxmlformats.org/officeDocument/2006/math" xmlns:v="urn:schemas-microsoft-com:vml" xmlns:wp14="http://schemas.microsoft.com/office/word/2010/wordprocessingDrawing" xmlns:wp="http://schemas.openxmlformats.org/drawingml/2006/wordprocessingDrawing" xmlns:w10="urn:schemas-microsoft-com:office:word" xmlns:w="http://schemas.openxmlformats.org/wordprocessingml/2006/main" xmlns:w14="http://schemas.microsoft.com/office/word/2010/wordml" xmlns:w15="http://schemas.microsoft.com/office/word/2012/wordml" xmlns:w16cex="http://schemas.microsoft.com/office/word/2018/wordml/cex" xmlns:w16cid="http://schemas.microsoft.com/office/word/2016/wordml/cid" xmlns:w16="http://schemas.microsoft.com/office/word/2018/wordml" xmlns:w16du="http://schemas.microsoft.com/office/word/2023/wordml/word16du" xmlns:w16sdtdh="http://schemas.microsoft.com/office/word/2020/wordml/sdtdatahash" xmlns:w16se="http://schemas.microsoft.com/office/word/2015/wordml/symex" xmlns:wpg="http://schemas.microsoft.com/office/word/2010/wordprocessingGroup" xmlns:wpi="http://schemas.microsoft.com/office/word/2010/wordprocessingInk" xmlns:wne="http://schemas.microsoft.com/office/word/2006/wordml" xmlns:wps="http://schemas.microsoft.com/office/word/2010/wordprocessingShape" mc:Ignorable="w14 w15 w16se w16cid w16 w16cex w16sdtdh w16du wp14">
+<file path=word/header3.xml><?xml version="1.0" encoding="utf-8"?>
+<w:hdr xmlns:wpc="http://schemas.microsoft.com/office/word/2010/wordprocessingCanvas" xmlns:cx="http://schemas.microsoft.com/office/drawing/2014/chartex" xmlns:cx1="http://schemas.microsoft.com/office/drawing/2015/9/8/chartex" xmlns:cx2="http://schemas.microsoft.com/office/drawing/2015/10/21/chartex" xmlns:cx3="http://schemas.microsoft.com/office/drawing/2016/5/9/chartex" xmlns:cx4="http://schemas.microsoft.com/office/drawing/2016/5/10/chartex" xmlns:cx5="http://schemas.microsoft.com/office/drawing/2016/5/11/chartex" xmlns:cx6="http://schemas.microsoft.com/office/drawing/2016/5/12/chartex" xmlns:cx7="http://schemas.microsoft.com/office/drawing/2016/5/13/chartex" xmlns:cx8="http://schemas.microsoft.com/office/drawing/2016/5/14/chartex" xmlns:mc="http://schemas.openxmlformats.org/markup-compatibility/2006" xmlns:aink="http://schemas.microsoft.com/office/drawing/2016/ink" xmlns:am3d="http://schemas.microsoft.com/office/drawing/2017/model3d" xmlns:o="urn:schemas-microsoft-com:office:office" xmlns:oel="http://schemas.microsoft.com/office/2019/extlst" xmlns:r="http://schemas.openxmlformats.org/officeDocument/2006/relationships" xmlns:m="http://schemas.openxmlformats.org/officeDocument/2006/math" xmlns:v="urn:schemas-microsoft-com:vml" xmlns:wp14="http://schemas.microsoft.com/office/word/2010/wordprocessingDrawing" xmlns:wp="http://schemas.openxmlformats.org/drawingml/2006/wordprocessingDrawing" xmlns:w10="urn:schemas-microsoft-com:office:word" xmlns:w="http://schemas.openxmlformats.org/wordprocessingml/2006/main" xmlns:w14="http://schemas.microsoft.com/office/word/2010/wordml" xmlns:w15="http://schemas.microsoft.com/office/word/2012/wordml" xmlns:w16cex="http://schemas.microsoft.com/office/word/2018/wordml/cex" xmlns:w16cid="http://schemas.microsoft.com/office/word/2016/wordml/cid" xmlns:w16="http://schemas.microsoft.com/office/word/2018/wordml" xmlns:w16du="http://schemas.microsoft.com/office/word/2023/wordml/word16du" xmlns:w16sdtdh="http://schemas.microsoft.com/office/word/2020/wordml/sdtdatahash" xmlns:w16sdtfl="http://schemas.microsoft.com/office/word/2024/wordml/sdtformatlock" xmlns:w16se="http://schemas.microsoft.com/office/word/2015/wordml/symex" xmlns:wpg="http://schemas.microsoft.com/office/word/2010/wordprocessingGroup" xmlns:wpi="http://schemas.microsoft.com/office/word/2010/wordprocessingInk" xmlns:wne="http://schemas.microsoft.com/office/word/2006/wordml" xmlns:wps="http://schemas.microsoft.com/office/word/2010/wordprocessingShape" mc:Ignorable="w14 w15 w16se w16cid w16 w16cex w16sdtdh w16sdtfl w16du wp14">
   <w:p>
     <w:pPr>
       <w:pStyle w:val="Header"/>
@@ -2130,7 +2152,7 @@
 </file>
 
 <file path=word/numbering.xml><?xml version="1.0" encoding="utf-8"?>
-<w:numbering xmlns:wpc="http://schemas.microsoft.com/office/word/2010/wordprocessingCanvas" xmlns:cx="http://schemas.microsoft.com/office/drawing/2014/chartex" xmlns:cx1="http://schemas.microsoft.com/office/drawing/2015/9/8/chartex" xmlns:cx2="http://schemas.microsoft.com/office/drawing/2015/10/21/chartex" xmlns:cx3="http://schemas.microsoft.com/office/drawing/2016/5/9/chartex" xmlns:cx4="http://schemas.microsoft.com/office/drawing/2016/5/10/chartex" xmlns:cx5="http://schemas.microsoft.com/office/drawing/2016/5/11/chartex" xmlns:cx6="http://schemas.microsoft.com/office/drawing/2016/5/12/chartex" xmlns:cx7="http://schemas.microsoft.com/office/drawing/2016/5/13/chartex" xmlns:cx8="http://schemas.microsoft.com/office/drawing/2016/5/14/chartex" xmlns:mc="http://schemas.openxmlformats.org/markup-compatibility/2006" xmlns:aink="http://schemas.microsoft.com/office/drawing/2016/ink" xmlns:am3d="http://schemas.microsoft.com/office/drawing/2017/model3d" xmlns:o="urn:schemas-microsoft-com:office:office" xmlns:oel="http://schemas.microsoft.com/office/2019/extlst" xmlns:r="http://schemas.openxmlformats.org/officeDocument/2006/relationships" xmlns:m="http://schemas.openxmlformats.org/officeDocument/2006/math" xmlns:v="urn:schemas-microsoft-com:vml" xmlns:wp14="http://schemas.microsoft.com/office/word/2010/wordprocessingDrawing" xmlns:wp="http://schemas.openxmlformats.org/drawingml/2006/wordprocessingDrawing" xmlns:w10="urn:schemas-microsoft-com:office:word" xmlns:w="http://schemas.openxmlformats.org/wordprocessingml/2006/main" xmlns:w14="http://schemas.microsoft.com/office/word/2010/wordml" xmlns:w15="http://schemas.microsoft.com/office/word/2012/wordml" xmlns:w16cex="http://schemas.microsoft.com/office/word/2018/wordml/cex" xmlns:w16cid="http://schemas.microsoft.com/office/word/2016/wordml/cid" xmlns:w16="http://schemas.microsoft.com/office/word/2018/wordml" xmlns:w16du="http://schemas.microsoft.com/office/word/2023/wordml/word16du" xmlns:w16sdtdh="http://schemas.microsoft.com/office/word/2020/wordml/sdtdatahash" xmlns:w16se="http://schemas.microsoft.com/office/word/2015/wordml/symex" xmlns:wpg="http://schemas.microsoft.com/office/word/2010/wordprocessingGroup" xmlns:wpi="http://schemas.microsoft.com/office/word/2010/wordprocessingInk" xmlns:wne="http://schemas.microsoft.com/office/word/2006/wordml" xmlns:wps="http://schemas.microsoft.com/office/word/2010/wordprocessingShape" mc:Ignorable="w14 w15 w16se w16cid w16 w16cex w16sdtdh w16du wp14">
+<w:numbering xmlns:wpc="http://schemas.microsoft.com/office/word/2010/wordprocessingCanvas" xmlns:cx="http://schemas.microsoft.com/office/drawing/2014/chartex" xmlns:cx1="http://schemas.microsoft.com/office/drawing/2015/9/8/chartex" xmlns:cx2="http://schemas.microsoft.com/office/drawing/2015/10/21/chartex" xmlns:cx3="http://schemas.microsoft.com/office/drawing/2016/5/9/chartex" xmlns:cx4="http://schemas.microsoft.com/office/drawing/2016/5/10/chartex" xmlns:cx5="http://schemas.microsoft.com/office/drawing/2016/5/11/chartex" xmlns:cx6="http://schemas.microsoft.com/office/drawing/2016/5/12/chartex" xmlns:cx7="http://schemas.microsoft.com/office/drawing/2016/5/13/chartex" xmlns:cx8="http://schemas.microsoft.com/office/drawing/2016/5/14/chartex" xmlns:mc="http://schemas.openxmlformats.org/markup-compatibility/2006" xmlns:aink="http://schemas.microsoft.com/office/drawing/2016/ink" xmlns:am3d="http://schemas.microsoft.com/office/drawing/2017/model3d" xmlns:o="urn:schemas-microsoft-com:office:office" xmlns:oel="http://schemas.microsoft.com/office/2019/extlst" xmlns:r="http://schemas.openxmlformats.org/officeDocument/2006/relationships" xmlns:m="http://schemas.openxmlformats.org/officeDocument/2006/math" xmlns:v="urn:schemas-microsoft-com:vml" xmlns:wp14="http://schemas.microsoft.com/office/word/2010/wordprocessingDrawing" xmlns:wp="http://schemas.openxmlformats.org/drawingml/2006/wordprocessingDrawing" xmlns:w10="urn:schemas-microsoft-com:office:word" xmlns:w="http://schemas.openxmlformats.org/wordprocessingml/2006/main" xmlns:w14="http://schemas.microsoft.com/office/word/2010/wordml" xmlns:w15="http://schemas.microsoft.com/office/word/2012/wordml" xmlns:w16cex="http://schemas.microsoft.com/office/word/2018/wordml/cex" xmlns:w16cid="http://schemas.microsoft.com/office/word/2016/wordml/cid" xmlns:w16="http://schemas.microsoft.com/office/word/2018/wordml" xmlns:w16du="http://schemas.microsoft.com/office/word/2023/wordml/word16du" xmlns:w16sdtdh="http://schemas.microsoft.com/office/word/2020/wordml/sdtdatahash" xmlns:w16sdtfl="http://schemas.microsoft.com/office/word/2024/wordml/sdtformatlock" xmlns:w16se="http://schemas.microsoft.com/office/word/2015/wordml/symex" xmlns:wpg="http://schemas.microsoft.com/office/word/2010/wordprocessingGroup" xmlns:wpi="http://schemas.microsoft.com/office/word/2010/wordprocessingInk" xmlns:wne="http://schemas.microsoft.com/office/word/2006/wordml" xmlns:wps="http://schemas.microsoft.com/office/word/2010/wordprocessingShape" mc:Ignorable="w14 w15 w16se w16cid w16 w16cex w16sdtdh w16sdtfl w16du wp14">
   <w:abstractNum w:abstractNumId="0" w15:restartNumberingAfterBreak="0">
     <w:nsid w:val="0CCC29B2"/>
     <w:multiLevelType w:val="multilevel"/>
@@ -3084,7 +3106,7 @@
 </file>
 
 <file path=word/styles.xml><?xml version="1.0" encoding="utf-8"?>
-<w:styles xmlns:mc="http://schemas.openxmlformats.org/markup-compatibility/2006" xmlns:r="http://schemas.openxmlformats.org/officeDocument/2006/relationships" xmlns:w="http://schemas.openxmlformats.org/wordprocessingml/2006/main" xmlns:w14="http://schemas.microsoft.com/office/word/2010/wordml" xmlns:w15="http://schemas.microsoft.com/office/word/2012/wordml" xmlns:w16cex="http://schemas.microsoft.com/office/word/2018/wordml/cex" xmlns:w16cid="http://schemas.microsoft.com/office/word/2016/wordml/cid" xmlns:w16="http://schemas.microsoft.com/office/word/2018/wordml" xmlns:w16du="http://schemas.microsoft.com/office/word/2023/wordml/word16du" xmlns:w16sdtdh="http://schemas.microsoft.com/office/word/2020/wordml/sdtdatahash" xmlns:w16se="http://schemas.microsoft.com/office/word/2015/wordml/symex" mc:Ignorable="w14 w15 w16se w16cid w16 w16cex w16sdtdh w16du">
+<w:styles xmlns:mc="http://schemas.openxmlformats.org/markup-compatibility/2006" xmlns:r="http://schemas.openxmlformats.org/officeDocument/2006/relationships" xmlns:w="http://schemas.openxmlformats.org/wordprocessingml/2006/main" xmlns:w14="http://schemas.microsoft.com/office/word/2010/wordml" xmlns:w15="http://schemas.microsoft.com/office/word/2012/wordml" xmlns:w16cex="http://schemas.microsoft.com/office/word/2018/wordml/cex" xmlns:w16cid="http://schemas.microsoft.com/office/word/2016/wordml/cid" xmlns:w16="http://schemas.microsoft.com/office/word/2018/wordml" xmlns:w16du="http://schemas.microsoft.com/office/word/2023/wordml/word16du" xmlns:w16sdtdh="http://schemas.microsoft.com/office/word/2020/wordml/sdtdatahash" xmlns:w16sdtfl="http://schemas.microsoft.com/office/word/2024/wordml/sdtformatlock" xmlns:w16se="http://schemas.microsoft.com/office/word/2015/wordml/symex" mc:Ignorable="w14 w15 w16se w16cid w16 w16cex w16sdtdh w16sdtfl w16du">
   <w:docDefaults>
     <w:rPrDefault>
       <w:rPr>

--- a/v1-1/FIX_TechStd_Style_MASTER.docx
+++ b/v1-1/FIX_TechStd_Style_MASTER.docx
@@ -1781,12 +1781,10 @@
       </w:r>
     </w:p>
     <w:sectPr>
-      <w:headerReference w:type="even" r:id="rId10"/>
-      <w:headerReference w:type="default" r:id="rId11"/>
-      <w:footerReference w:type="even" r:id="rId12"/>
-      <w:footerReference w:type="default" r:id="rId13"/>
-      <w:headerReference w:type="first" r:id="rId14"/>
-      <w:footerReference w:type="first" r:id="rId15"/>
+      <w:headerReference w:type="default" r:id="rId10"/>
+      <w:footerReference w:type="default" r:id="rId11"/>
+      <w:headerReference w:type="first" r:id="rId12"/>
+      <w:footerReference w:type="first" r:id="rId13"/>
       <w:pgSz w:w="11900" w:h="16840"/>
       <w:pgMar w:top="1134" w:right="1134" w:bottom="1134" w:left="1134" w:header="1134" w:footer="454" w:gutter="0"/>
       <w:cols w:space="708"/>
@@ -1823,16 +1821,6 @@
 </file>
 
 <file path=word/footer1.xml><?xml version="1.0" encoding="utf-8"?>
-<w:ftr xmlns:wpc="http://schemas.microsoft.com/office/word/2010/wordprocessingCanvas" xmlns:cx="http://schemas.microsoft.com/office/drawing/2014/chartex" xmlns:cx1="http://schemas.microsoft.com/office/drawing/2015/9/8/chartex" xmlns:cx2="http://schemas.microsoft.com/office/drawing/2015/10/21/chartex" xmlns:cx3="http://schemas.microsoft.com/office/drawing/2016/5/9/chartex" xmlns:cx4="http://schemas.microsoft.com/office/drawing/2016/5/10/chartex" xmlns:cx5="http://schemas.microsoft.com/office/drawing/2016/5/11/chartex" xmlns:cx6="http://schemas.microsoft.com/office/drawing/2016/5/12/chartex" xmlns:cx7="http://schemas.microsoft.com/office/drawing/2016/5/13/chartex" xmlns:cx8="http://schemas.microsoft.com/office/drawing/2016/5/14/chartex" xmlns:mc="http://schemas.openxmlformats.org/markup-compatibility/2006" xmlns:aink="http://schemas.microsoft.com/office/drawing/2016/ink" xmlns:am3d="http://schemas.microsoft.com/office/drawing/2017/model3d" xmlns:o="urn:schemas-microsoft-com:office:office" xmlns:oel="http://schemas.microsoft.com/office/2019/extlst" xmlns:r="http://schemas.openxmlformats.org/officeDocument/2006/relationships" xmlns:m="http://schemas.openxmlformats.org/officeDocument/2006/math" xmlns:v="urn:schemas-microsoft-com:vml" xmlns:wp14="http://schemas.microsoft.com/office/word/2010/wordprocessingDrawing" xmlns:wp="http://schemas.openxmlformats.org/drawingml/2006/wordprocessingDrawing" xmlns:w10="urn:schemas-microsoft-com:office:word" xmlns:w="http://schemas.openxmlformats.org/wordprocessingml/2006/main" xmlns:w14="http://schemas.microsoft.com/office/word/2010/wordml" xmlns:w15="http://schemas.microsoft.com/office/word/2012/wordml" xmlns:w16cex="http://schemas.microsoft.com/office/word/2018/wordml/cex" xmlns:w16cid="http://schemas.microsoft.com/office/word/2016/wordml/cid" xmlns:w16="http://schemas.microsoft.com/office/word/2018/wordml" xmlns:w16du="http://schemas.microsoft.com/office/word/2023/wordml/word16du" xmlns:w16sdtdh="http://schemas.microsoft.com/office/word/2020/wordml/sdtdatahash" xmlns:w16sdtfl="http://schemas.microsoft.com/office/word/2024/wordml/sdtformatlock" xmlns:w16se="http://schemas.microsoft.com/office/word/2015/wordml/symex" xmlns:wpg="http://schemas.microsoft.com/office/word/2010/wordprocessingGroup" xmlns:wpi="http://schemas.microsoft.com/office/word/2010/wordprocessingInk" xmlns:wne="http://schemas.microsoft.com/office/word/2006/wordml" xmlns:wps="http://schemas.microsoft.com/office/word/2010/wordprocessingShape" mc:Ignorable="w14 w15 w16se w16cid w16 w16cex w16sdtdh w16sdtfl w16du wp14">
-  <w:p>
-    <w:pPr>
-      <w:pStyle w:val="Footer"/>
-    </w:pPr>
-  </w:p>
-</w:ftr>
-</file>
-
-<file path=word/footer2.xml><?xml version="1.0" encoding="utf-8"?>
 <w:ftr xmlns:wpc="http://schemas.microsoft.com/office/word/2010/wordprocessingCanvas" xmlns:cx="http://schemas.microsoft.com/office/drawing/2014/chartex" xmlns:cx1="http://schemas.microsoft.com/office/drawing/2015/9/8/chartex" xmlns:cx2="http://schemas.microsoft.com/office/drawing/2015/10/21/chartex" xmlns:cx3="http://schemas.microsoft.com/office/drawing/2016/5/9/chartex" xmlns:cx4="http://schemas.microsoft.com/office/drawing/2016/5/10/chartex" xmlns:cx5="http://schemas.microsoft.com/office/drawing/2016/5/11/chartex" xmlns:cx6="http://schemas.microsoft.com/office/drawing/2016/5/12/chartex" xmlns:cx7="http://schemas.microsoft.com/office/drawing/2016/5/13/chartex" xmlns:cx8="http://schemas.microsoft.com/office/drawing/2016/5/14/chartex" xmlns:mc="http://schemas.openxmlformats.org/markup-compatibility/2006" xmlns:aink="http://schemas.microsoft.com/office/drawing/2016/ink" xmlns:am3d="http://schemas.microsoft.com/office/drawing/2017/model3d" xmlns:o="urn:schemas-microsoft-com:office:office" xmlns:oel="http://schemas.microsoft.com/office/2019/extlst" xmlns:r="http://schemas.openxmlformats.org/officeDocument/2006/relationships" xmlns:m="http://schemas.openxmlformats.org/officeDocument/2006/math" xmlns:v="urn:schemas-microsoft-com:vml" xmlns:wp14="http://schemas.microsoft.com/office/word/2010/wordprocessingDrawing" xmlns:wp="http://schemas.openxmlformats.org/drawingml/2006/wordprocessingDrawing" xmlns:w10="urn:schemas-microsoft-com:office:word" xmlns:w="http://schemas.openxmlformats.org/wordprocessingml/2006/main" xmlns:w14="http://schemas.microsoft.com/office/word/2010/wordml" xmlns:w15="http://schemas.microsoft.com/office/word/2012/wordml" xmlns:w16cex="http://schemas.microsoft.com/office/word/2018/wordml/cex" xmlns:w16cid="http://schemas.microsoft.com/office/word/2016/wordml/cid" xmlns:w16="http://schemas.microsoft.com/office/word/2018/wordml" xmlns:w16du="http://schemas.microsoft.com/office/word/2023/wordml/word16du" xmlns:w16sdtdh="http://schemas.microsoft.com/office/word/2020/wordml/sdtdatahash" xmlns:w16sdtfl="http://schemas.microsoft.com/office/word/2024/wordml/sdtformatlock" xmlns:w16se="http://schemas.microsoft.com/office/word/2015/wordml/symex" xmlns:wpg="http://schemas.microsoft.com/office/word/2010/wordprocessingGroup" xmlns:wpi="http://schemas.microsoft.com/office/word/2010/wordprocessingInk" xmlns:wne="http://schemas.microsoft.com/office/word/2006/wordml" xmlns:wps="http://schemas.microsoft.com/office/word/2010/wordprocessingShape" mc:Ignorable="w14 w15 w16se w16cid w16 w16cex w16sdtdh w16sdtfl w16du wp14">
   <w:p>
     <w:pPr>
@@ -1850,10 +1838,7 @@
       <w:sym w:font="Symbol" w:char="F0D3"/>
     </w:r>
     <w:r>
-      <w:t xml:space="preserve"> Copyright, </w:t>
-    </w:r>
-    <w:r>
-      <w:t>2011-20</w:t>
+      <w:t xml:space="preserve"> Copyright, 2011-20</w:t>
     </w:r>
     <w:r>
       <w:t>2</w:t>
@@ -1931,7 +1916,7 @@
 </w:ftr>
 </file>
 
-<file path=word/footer3.xml><?xml version="1.0" encoding="utf-8"?>
+<file path=word/footer2.xml><?xml version="1.0" encoding="utf-8"?>
 <w:ftr xmlns:wpc="http://schemas.microsoft.com/office/word/2010/wordprocessingCanvas" xmlns:cx="http://schemas.microsoft.com/office/drawing/2014/chartex" xmlns:cx1="http://schemas.microsoft.com/office/drawing/2015/9/8/chartex" xmlns:cx2="http://schemas.microsoft.com/office/drawing/2015/10/21/chartex" xmlns:cx3="http://schemas.microsoft.com/office/drawing/2016/5/9/chartex" xmlns:cx4="http://schemas.microsoft.com/office/drawing/2016/5/10/chartex" xmlns:cx5="http://schemas.microsoft.com/office/drawing/2016/5/11/chartex" xmlns:cx6="http://schemas.microsoft.com/office/drawing/2016/5/12/chartex" xmlns:cx7="http://schemas.microsoft.com/office/drawing/2016/5/13/chartex" xmlns:cx8="http://schemas.microsoft.com/office/drawing/2016/5/14/chartex" xmlns:mc="http://schemas.openxmlformats.org/markup-compatibility/2006" xmlns:aink="http://schemas.microsoft.com/office/drawing/2016/ink" xmlns:am3d="http://schemas.microsoft.com/office/drawing/2017/model3d" xmlns:o="urn:schemas-microsoft-com:office:office" xmlns:oel="http://schemas.microsoft.com/office/2019/extlst" xmlns:r="http://schemas.openxmlformats.org/officeDocument/2006/relationships" xmlns:m="http://schemas.openxmlformats.org/officeDocument/2006/math" xmlns:v="urn:schemas-microsoft-com:vml" xmlns:wp14="http://schemas.microsoft.com/office/word/2010/wordprocessingDrawing" xmlns:wp="http://schemas.openxmlformats.org/drawingml/2006/wordprocessingDrawing" xmlns:w10="urn:schemas-microsoft-com:office:word" xmlns:w="http://schemas.openxmlformats.org/wordprocessingml/2006/main" xmlns:w14="http://schemas.microsoft.com/office/word/2010/wordml" xmlns:w15="http://schemas.microsoft.com/office/word/2012/wordml" xmlns:w16cex="http://schemas.microsoft.com/office/word/2018/wordml/cex" xmlns:w16cid="http://schemas.microsoft.com/office/word/2016/wordml/cid" xmlns:w16="http://schemas.microsoft.com/office/word/2018/wordml" xmlns:w16du="http://schemas.microsoft.com/office/word/2023/wordml/word16du" xmlns:w16sdtdh="http://schemas.microsoft.com/office/word/2020/wordml/sdtdatahash" xmlns:w16sdtfl="http://schemas.microsoft.com/office/word/2024/wordml/sdtformatlock" xmlns:w16se="http://schemas.microsoft.com/office/word/2015/wordml/symex" xmlns:wpg="http://schemas.microsoft.com/office/word/2010/wordprocessingGroup" xmlns:wpi="http://schemas.microsoft.com/office/word/2010/wordprocessingInk" xmlns:wne="http://schemas.microsoft.com/office/word/2006/wordml" xmlns:wps="http://schemas.microsoft.com/office/word/2010/wordprocessingShape" mc:Ignorable="w14 w15 w16se w16cid w16 w16cex w16sdtdh w16sdtfl w16du wp14">
   <w:p>
     <w:pPr>
@@ -2011,16 +1996,6 @@
 </file>
 
 <file path=word/header1.xml><?xml version="1.0" encoding="utf-8"?>
-<w:hdr xmlns:wpc="http://schemas.microsoft.com/office/word/2010/wordprocessingCanvas" xmlns:cx="http://schemas.microsoft.com/office/drawing/2014/chartex" xmlns:cx1="http://schemas.microsoft.com/office/drawing/2015/9/8/chartex" xmlns:cx2="http://schemas.microsoft.com/office/drawing/2015/10/21/chartex" xmlns:cx3="http://schemas.microsoft.com/office/drawing/2016/5/9/chartex" xmlns:cx4="http://schemas.microsoft.com/office/drawing/2016/5/10/chartex" xmlns:cx5="http://schemas.microsoft.com/office/drawing/2016/5/11/chartex" xmlns:cx6="http://schemas.microsoft.com/office/drawing/2016/5/12/chartex" xmlns:cx7="http://schemas.microsoft.com/office/drawing/2016/5/13/chartex" xmlns:cx8="http://schemas.microsoft.com/office/drawing/2016/5/14/chartex" xmlns:mc="http://schemas.openxmlformats.org/markup-compatibility/2006" xmlns:aink="http://schemas.microsoft.com/office/drawing/2016/ink" xmlns:am3d="http://schemas.microsoft.com/office/drawing/2017/model3d" xmlns:o="urn:schemas-microsoft-com:office:office" xmlns:oel="http://schemas.microsoft.com/office/2019/extlst" xmlns:r="http://schemas.openxmlformats.org/officeDocument/2006/relationships" xmlns:m="http://schemas.openxmlformats.org/officeDocument/2006/math" xmlns:v="urn:schemas-microsoft-com:vml" xmlns:wp14="http://schemas.microsoft.com/office/word/2010/wordprocessingDrawing" xmlns:wp="http://schemas.openxmlformats.org/drawingml/2006/wordprocessingDrawing" xmlns:w10="urn:schemas-microsoft-com:office:word" xmlns:w="http://schemas.openxmlformats.org/wordprocessingml/2006/main" xmlns:w14="http://schemas.microsoft.com/office/word/2010/wordml" xmlns:w15="http://schemas.microsoft.com/office/word/2012/wordml" xmlns:w16cex="http://schemas.microsoft.com/office/word/2018/wordml/cex" xmlns:w16cid="http://schemas.microsoft.com/office/word/2016/wordml/cid" xmlns:w16="http://schemas.microsoft.com/office/word/2018/wordml" xmlns:w16du="http://schemas.microsoft.com/office/word/2023/wordml/word16du" xmlns:w16sdtdh="http://schemas.microsoft.com/office/word/2020/wordml/sdtdatahash" xmlns:w16sdtfl="http://schemas.microsoft.com/office/word/2024/wordml/sdtformatlock" xmlns:w16se="http://schemas.microsoft.com/office/word/2015/wordml/symex" xmlns:wpg="http://schemas.microsoft.com/office/word/2010/wordprocessingGroup" xmlns:wpi="http://schemas.microsoft.com/office/word/2010/wordprocessingInk" xmlns:wne="http://schemas.microsoft.com/office/word/2006/wordml" xmlns:wps="http://schemas.microsoft.com/office/word/2010/wordprocessingShape" mc:Ignorable="w14 w15 w16se w16cid w16 w16cex w16sdtdh w16sdtfl w16du wp14">
-  <w:p>
-    <w:pPr>
-      <w:pStyle w:val="Header"/>
-    </w:pPr>
-  </w:p>
-</w:hdr>
-</file>
-
-<file path=word/header2.xml><?xml version="1.0" encoding="utf-8"?>
 <w:hdr xmlns:wpc="http://schemas.microsoft.com/office/word/2010/wordprocessingCanvas" xmlns:cx="http://schemas.microsoft.com/office/drawing/2014/chartex" xmlns:cx1="http://schemas.microsoft.com/office/drawing/2015/9/8/chartex" xmlns:cx2="http://schemas.microsoft.com/office/drawing/2015/10/21/chartex" xmlns:cx3="http://schemas.microsoft.com/office/drawing/2016/5/9/chartex" xmlns:cx4="http://schemas.microsoft.com/office/drawing/2016/5/10/chartex" xmlns:cx5="http://schemas.microsoft.com/office/drawing/2016/5/11/chartex" xmlns:cx6="http://schemas.microsoft.com/office/drawing/2016/5/12/chartex" xmlns:cx7="http://schemas.microsoft.com/office/drawing/2016/5/13/chartex" xmlns:cx8="http://schemas.microsoft.com/office/drawing/2016/5/14/chartex" xmlns:mc="http://schemas.openxmlformats.org/markup-compatibility/2006" xmlns:aink="http://schemas.microsoft.com/office/drawing/2016/ink" xmlns:am3d="http://schemas.microsoft.com/office/drawing/2017/model3d" xmlns:o="urn:schemas-microsoft-com:office:office" xmlns:oel="http://schemas.microsoft.com/office/2019/extlst" xmlns:r="http://schemas.openxmlformats.org/officeDocument/2006/relationships" xmlns:m="http://schemas.openxmlformats.org/officeDocument/2006/math" xmlns:v="urn:schemas-microsoft-com:vml" xmlns:wp14="http://schemas.microsoft.com/office/word/2010/wordprocessingDrawing" xmlns:wp="http://schemas.openxmlformats.org/drawingml/2006/wordprocessingDrawing" xmlns:w10="urn:schemas-microsoft-com:office:word" xmlns:w="http://schemas.openxmlformats.org/wordprocessingml/2006/main" xmlns:w14="http://schemas.microsoft.com/office/word/2010/wordml" xmlns:w15="http://schemas.microsoft.com/office/word/2012/wordml" xmlns:w16cex="http://schemas.microsoft.com/office/word/2018/wordml/cex" xmlns:w16cid="http://schemas.microsoft.com/office/word/2016/wordml/cid" xmlns:w16="http://schemas.microsoft.com/office/word/2018/wordml" xmlns:w16du="http://schemas.microsoft.com/office/word/2023/wordml/word16du" xmlns:w16sdtdh="http://schemas.microsoft.com/office/word/2020/wordml/sdtdatahash" xmlns:w16sdtfl="http://schemas.microsoft.com/office/word/2024/wordml/sdtformatlock" xmlns:w16se="http://schemas.microsoft.com/office/word/2015/wordml/symex" xmlns:wpg="http://schemas.microsoft.com/office/word/2010/wordprocessingGroup" xmlns:wpi="http://schemas.microsoft.com/office/word/2010/wordprocessingInk" xmlns:wne="http://schemas.microsoft.com/office/word/2006/wordml" xmlns:wps="http://schemas.microsoft.com/office/word/2010/wordprocessingShape" mc:Ignorable="w14 w15 w16se w16cid w16 w16cex w16sdtdh w16sdtfl w16du wp14">
   <w:p>
     <w:pPr>
@@ -2070,7 +2045,7 @@
       <w:tab/>
     </w:r>
     <w:r>
-      <w:t>March</w:t>
+      <w:t>April</w:t>
     </w:r>
     <w:r>
       <w:t xml:space="preserve"> 20</w:t>
@@ -2085,7 +2060,7 @@
 </w:hdr>
 </file>
 
-<file path=word/header3.xml><?xml version="1.0" encoding="utf-8"?>
+<file path=word/header2.xml><?xml version="1.0" encoding="utf-8"?>
 <w:hdr xmlns:wpc="http://schemas.microsoft.com/office/word/2010/wordprocessingCanvas" xmlns:cx="http://schemas.microsoft.com/office/drawing/2014/chartex" xmlns:cx1="http://schemas.microsoft.com/office/drawing/2015/9/8/chartex" xmlns:cx2="http://schemas.microsoft.com/office/drawing/2015/10/21/chartex" xmlns:cx3="http://schemas.microsoft.com/office/drawing/2016/5/9/chartex" xmlns:cx4="http://schemas.microsoft.com/office/drawing/2016/5/10/chartex" xmlns:cx5="http://schemas.microsoft.com/office/drawing/2016/5/11/chartex" xmlns:cx6="http://schemas.microsoft.com/office/drawing/2016/5/12/chartex" xmlns:cx7="http://schemas.microsoft.com/office/drawing/2016/5/13/chartex" xmlns:cx8="http://schemas.microsoft.com/office/drawing/2016/5/14/chartex" xmlns:mc="http://schemas.openxmlformats.org/markup-compatibility/2006" xmlns:aink="http://schemas.microsoft.com/office/drawing/2016/ink" xmlns:am3d="http://schemas.microsoft.com/office/drawing/2017/model3d" xmlns:o="urn:schemas-microsoft-com:office:office" xmlns:oel="http://schemas.microsoft.com/office/2019/extlst" xmlns:r="http://schemas.openxmlformats.org/officeDocument/2006/relationships" xmlns:m="http://schemas.openxmlformats.org/officeDocument/2006/math" xmlns:v="urn:schemas-microsoft-com:vml" xmlns:wp14="http://schemas.microsoft.com/office/word/2010/wordprocessingDrawing" xmlns:wp="http://schemas.openxmlformats.org/drawingml/2006/wordprocessingDrawing" xmlns:w10="urn:schemas-microsoft-com:office:word" xmlns:w="http://schemas.openxmlformats.org/wordprocessingml/2006/main" xmlns:w14="http://schemas.microsoft.com/office/word/2010/wordml" xmlns:w15="http://schemas.microsoft.com/office/word/2012/wordml" xmlns:w16cex="http://schemas.microsoft.com/office/word/2018/wordml/cex" xmlns:w16cid="http://schemas.microsoft.com/office/word/2016/wordml/cid" xmlns:w16="http://schemas.microsoft.com/office/word/2018/wordml" xmlns:w16du="http://schemas.microsoft.com/office/word/2023/wordml/word16du" xmlns:w16sdtdh="http://schemas.microsoft.com/office/word/2020/wordml/sdtdatahash" xmlns:w16sdtfl="http://schemas.microsoft.com/office/word/2024/wordml/sdtformatlock" xmlns:w16se="http://schemas.microsoft.com/office/word/2015/wordml/symex" xmlns:wpg="http://schemas.microsoft.com/office/word/2010/wordprocessingGroup" xmlns:wpi="http://schemas.microsoft.com/office/word/2010/wordprocessingInk" xmlns:wne="http://schemas.microsoft.com/office/word/2006/wordml" xmlns:wps="http://schemas.microsoft.com/office/word/2010/wordprocessingShape" mc:Ignorable="w14 w15 w16se w16cid w16 w16cex w16sdtdh w16sdtfl w16du wp14">
   <w:p>
     <w:pPr>
